--- a/Demo Documents/Vendor_Implementation_Production_Runbook.docx
+++ b/Demo Documents/Vendor_Implementation_Production_Runbook.docx
@@ -1601,6 +1601,62 @@
       </w:r>
     </w:p>
     <w:p>
+      <w:pPr>
+        <w:pStyle w:val="Heading2"/>
+      </w:pPr>
+      <w:r>
+        <w:t>3.4 Security Controls</w:t>
+      </w:r>
+    </w:p>
+    <w:p>
+      <w:pPr>
+        <w:pStyle w:val="BodyText"/>
+      </w:pPr>
+      <w:r>
+        <w:t xml:space="preserve">Northstar applies layered security controls across the CECL Suite platform to protect client data, model logic, and output artifacts. Controls are organized across five domains:</w:t>
+      </w:r>
+    </w:p>
+    <w:p>
+      <w:pPr>
+        <w:pStyle w:val="BodyText"/>
+      </w:pPr>
+      <w:r>
+        <w:t xml:space="preserve">Data in Transit: All client-to-Northstar data transmission occurs via SFTP with RSA key-based authentication (minimum 2048-bit keys) or mutual TLS (mTLS) for REST API delivery. No unencrypted channels are supported. PGP encryption (AES-256 symmetric cipher, RSA-2048 session key wrapping) is required on all data files prior to upload. Northstar rotates SFTP host keys and client public keys on an annual basis or upon suspected compromise. Connection attempts are logged at the gateway with source IP, timestamp, and authentication outcome.</w:t>
+      </w:r>
+    </w:p>
+    <w:p>
+      <w:pPr>
+        <w:pStyle w:val="BodyText"/>
+      </w:pPr>
+      <w:r>
+        <w:t xml:space="preserve">Data at Rest: All client data stored in the Northstar environment is encrypted at rest using AES-256. Encryption keys are managed by Northstar’s Key Management Service (KMS) with annual rotation. The audit vault uses write-once, read-many (WORM) object storage with immutability locks to prevent tampering with historical run artifacts. Storage is logically segregated by client identifier; no cross-client data access is possible.</w:t>
+      </w:r>
+    </w:p>
+    <w:p>
+      <w:pPr>
+        <w:pStyle w:val="BodyText"/>
+      </w:pPr>
+      <w:r>
+        <w:t xml:space="preserve">Access Management: All platform access requires multi-factor authentication (MFA). User accounts are provisioned on a least-privilege basis by role (see Section 3.2). Access is reviewed quarterly; inactive accounts are disabled after 30 days of inactivity. Privileged access by Northstar support personnel is granted on a time-limited, ticket-linked basis and is logged to an immutable access log. Clients may request an access log extract for any period via Northstar Client Services.</w:t>
+      </w:r>
+    </w:p>
+    <w:p>
+      <w:pPr>
+        <w:pStyle w:val="BodyText"/>
+      </w:pPr>
+      <w:r>
+        <w:t xml:space="preserve">Model and Code Protection: Production model code and configuration artifacts are stored in a version-controlled repository with branch protection rules. Merges to the production branch require peer review and automated test passage. Deployment to the PROD environment is gated by an approved change ticket and executed by the Platform Admin role only; developers do not have write access to production infrastructure. Model parameter files and configuration tables are checksummed at deployment; any subsequent modification is detected and alerts the Platform Admin.</w:t>
+      </w:r>
+    </w:p>
+    <w:p>
+      <w:pPr>
+        <w:pStyle w:val="BodyText"/>
+      </w:pPr>
+      <w:r>
+        <w:t xml:space="preserve">Threat and Vulnerability Management: Northstar performs annual penetration testing of the CECL Suite platform by an independent third party and addresses findings on a risk-prioritized basis. Critical and High vulnerability findings are remediated within 30 and 90 days, respectively. Automated vulnerability scanning is run on all platform components on a weekly basis. Security incident detection and response procedures are documented in the Northstar Information Security Policy (available to clients under NDA as part of due diligence review). Evidence of security controls, including penetration test summary reports and findings remediation status, is available to clients as part of the SOC 2 Type II report (see Document NA-CECL-MDR-4.2, Appendix F, and the ETL Specification Document NA-CECL-DMES-4.2, Appendix E).</w:t>
+      </w:r>
+    </w:p>
+    <w:p>
       <w:r>
         <w:br w:type="page"/>
       </w:r>
@@ -1861,6 +1917,94 @@
       </w:pPr>
       <w:r>
         <w:t>If a production deployment causes an unacceptable outcome (failed smoke test, corrupted outputs, or material unexpected change), rollback is executed by restoring the prior configuration snapshot and/or prior release package. Rollbacks are documented with root cause and follow-up actions.</w:t>
+      </w:r>
+    </w:p>
+    <w:p>
+      <w:pPr>
+        <w:pStyle w:val="Heading2"/>
+      </w:pPr>
+      <w:r>
+        <w:t>4.4 Material Change Definition and Escalation Thresholds</w:t>
+      </w:r>
+    </w:p>
+    <w:p>
+      <w:pPr>
+        <w:pStyle w:val="BodyText"/>
+      </w:pPr>
+      <w:r>
+        <w:t xml:space="preserve">For purposes of this runbook, a material change is any modification to the CECL Suite configuration, code, or data pipeline that is reasonably expected to produce a directional shift in aggregate portfolio-level ECL of 5% or greater, or that alters the methodology, segmentation structure, model components, or discounting approach. This operational definition is aligned with the vendor-level definition in the Methodology and Model Development Report (Document NA-CECL-MDR-4.2, Section 11.6). Clients are responsible for applying their own model change policy, which may have a different or more conservative materiality threshold. The following classification guides how changes are handled within this runbook:</w:t>
+      </w:r>
+    </w:p>
+    <w:p>
+      <w:pPr>
+        <w:pStyle w:val="BodyText"/>
+      </w:pPr>
+      <w:r>
+        <w:t xml:space="preserve">Major Release (e.g., v4.x to v5.0): Changes to core methodology, segmentation engine, or model estimation approach. Always treated as material. Requires full release workflow (Section 4.2), UAT, parallel run, client model owner sign-off, and updated Methodology Report. Client model risk management re-validation is typically triggered.</w:t>
+      </w:r>
+    </w:p>
+    <w:p>
+      <w:pPr>
+        <w:pStyle w:val="BodyText"/>
+      </w:pPr>
+      <w:r>
+        <w:t xml:space="preserve">Minor Release (e.g., v4.1 to v4.2): Calibration updates, new diagnostic outputs, expanded scenario support, or documentation revisions. Not automatically material. Northstar provides a change impact memo quantifying the expected ECL effect. Client model owner reviews the memo and determines materiality under their policy. If deemed non-material, UAT is still recommended but parallel run may be waived with documented rationale.</w:t>
+      </w:r>
+    </w:p>
+    <w:p>
+      <w:pPr>
+        <w:pStyle w:val="BodyText"/>
+      </w:pPr>
+      <w:r>
+        <w:t xml:space="preserve">Client Configuration Change (e.g., reversion horizon, scenario weights, QC thresholds): Governed by the client’s model change policy. Northstar recommends that any configuration change producing an ECL impact above the client’s materiality threshold be treated as a model change event, documented in the change log, and reviewed by model risk management prior to use in financial reporting. All configuration changes must be routed through the change ticket process (Section 4.2) and tested in UAT before promotion to PROD. Emergency configuration changes (e.g., correcting an erroneous setting that blocked processing) are permitted under the break-glass procedure with mandatory post-incident review within 5 business days.</w:t>
+      </w:r>
+    </w:p>
+    <w:p>
+      <w:pPr>
+        <w:pStyle w:val="Heading2"/>
+      </w:pPr>
+      <w:r>
+        <w:t>4.5 Implementation Testing Standards</w:t>
+      </w:r>
+    </w:p>
+    <w:p>
+      <w:pPr>
+        <w:pStyle w:val="BodyText"/>
+      </w:pPr>
+      <w:r>
+        <w:t xml:space="preserve">Northstar applies a multi-layer testing regime to ensure that each release of the CECL Suite is correctly implemented before it reaches production. The following testing types are performed and evidence is retained in the release package, which is available to clients for inclusion in validation documentation.</w:t>
+      </w:r>
+    </w:p>
+    <w:p>
+      <w:pPr>
+        <w:pStyle w:val="BodyText"/>
+      </w:pPr>
+      <w:r>
+        <w:t xml:space="preserve">Unit Testing: Individual model components (PD estimation, LGD, EAD/CCF, prepayment, projection engine, discounting) are tested against a library of synthetic test cases with known expected outputs. Tests cover standard cases, boundary conditions, and exception handling (e.g., zero balances, missing scores, zero-maturity instruments). Unit test pass rates and any failing tests with remediation are logged in the release record. A minimum 100% pass rate on all defined unit tests is required before a release candidate may proceed to integration testing.</w:t>
+      </w:r>
+    </w:p>
+    <w:p>
+      <w:pPr>
+        <w:pStyle w:val="BodyText"/>
+      </w:pPr>
+      <w:r>
+        <w:t xml:space="preserve">Integration Testing: The full end-to-end pipeline (data intake through JOB-700 archive) is executed in the DEV environment using a standardized synthetic portfolio. Outputs are compared to a versioned benchmark output set. Any deviation from the benchmark that is not explained by the intentional scope of the release is treated as a defect and must be resolved before UAT. Integration tests also cover component substitution scenarios (e.g., roll-rate PD replacing logistic PD for a test segment) to verify that the component interface contracts are maintained.</w:t>
+      </w:r>
+    </w:p>
+    <w:p>
+      <w:pPr>
+        <w:pStyle w:val="BodyText"/>
+      </w:pPr>
+      <w:r>
+        <w:t xml:space="preserve">Implementation Correctness Testing (Client Data): For each client implementation (initial go-live or major version upgrade), Northstar performs an implementation correctness review using the client’s own data. This involves: (i) running the new version in the UAT environment against the client’s most recent certified data package; (ii) comparing outputs at the segment and portfolio level to a reference run (either the prior version or a hand-calculated benchmark for a simplified test portfolio); (iii) documenting and explaining all differences at the component level (PD, LGD, EAD, prepayment, projection); and (iv) confirming that audit artifacts (run metadata, configuration snapshot, checksums) are correctly generated and stored. The implementation correctness review is documented in an Implementation Test Report, which is provided to the client for use in independent validation. For Sample Regional Bank, the implementation test report for v4.2 is referenced as Document NA-SRB-ITR-4.2.</w:t>
+      </w:r>
+    </w:p>
+    <w:p>
+      <w:pPr>
+        <w:pStyle w:val="BodyText"/>
+      </w:pPr>
+      <w:r>
+        <w:t xml:space="preserve">Regression Testing (Ongoing): With each minor release, Northstar executes a regression test suite across the client population using anonymized and aggregated data to confirm that no unintended changes in outputs have occurred. Regression results are summarized in the release notes accompanying each minor version increment.</w:t>
       </w:r>
     </w:p>
     <w:p>
@@ -4129,6 +4273,46 @@
       </w:r>
     </w:p>
     <w:p>
+      <w:pPr>
+        <w:pStyle w:val="Heading2"/>
+      </w:pPr>
+      <w:r>
+        <w:t>9.3 Governance Reporting Structure, Metrics, and Frequency</w:t>
+      </w:r>
+    </w:p>
+    <w:p>
+      <w:pPr>
+        <w:pStyle w:val="BodyText"/>
+      </w:pPr>
+      <w:r>
+        <w:t xml:space="preserve">Model outputs and performance metrics are communicated through a tiered reporting structure aligned to the client’s governance calendar. Northstar generates the standard output package (Section 9.1) at each run cycle; the client is responsible for integrating these outputs into its internal reporting structure. The following describes the recommended governance reporting cadence and the key metrics to be reported at each level.</w:t>
+      </w:r>
+    </w:p>
+    <w:p>
+      <w:pPr>
+        <w:pStyle w:val="BodyText"/>
+      </w:pPr>
+      <w:r>
+        <w:t xml:space="preserve">Monthly (Close Cycle): The Run Operator and Data Steward deliver the completed evidence bundle and run metadata to the Finance Reviewer immediately following Gate E sign-off. The Finance Reviewer prepares the allowance rollforward workbook (ROLLFORWARD.xlsx) and a brief run commentary note documenting: total ECL and period-over-period change; key drivers of change (balance, PD, LGD, scenario, overlay) by major segment based on DRIVER_ATTRIBUTION.csv; any QC exceptions accepted during the run and their resolution; and overlay applied (if any) with approved rationale. This commentary is submitted to the model owner and filed as part of the evidence bundle. For months where the allowance feeds a regulatory filing or earnings disclosure, the Finance Reviewer ensures the GL posting amount is reconciled to the ECL output before sign-off.</w:t>
+      </w:r>
+    </w:p>
+    <w:p>
+      <w:pPr>
+        <w:pStyle w:val="BodyText"/>
+      </w:pPr>
+      <w:r>
+        <w:t xml:space="preserve">Quarterly (ACL/ALLL Committee): The model owner prepares and presents a quarterly model performance summary to the ACL/ALLL Committee (or equivalent governance body). Recommended KPIs and metrics for this report include: (i) total ECL and ECL coverage ratio by product, compared to prior quarter and prior year; (ii) back-test comparison — modeled vs. realized net charge-off rate by segment for the trailing four quarters; (iii) PSI for key input variables (score bands, utilization, risk grades) vs. development population baseline; (iv) overlay log — active overlays, magnitude, direction, and cumulative impact relative to unadjusted model output; (v) scenario set used and scenario weight rationale; and (vi) any threshold breaches from ongoing monitoring (see Methodology Report Section 11.7) and management response. The quarterly report is also provided to model risk management as input for the ongoing monitoring file.</w:t>
+      </w:r>
+    </w:p>
+    <w:p>
+      <w:pPr>
+        <w:pStyle w:val="BodyText"/>
+      </w:pPr>
+      <w:r>
+        <w:t xml:space="preserve">Annual (Model Risk Management / Board Risk Committee): An annual comprehensive model performance review is presented to model risk management and, as appropriate, the Board Risk Committee. This review encompasses: out-of-time back-test results across all segments using the most recent four to eight quarters of realized losses; AUC/KS discrimination metrics vs. development benchmarks; a full overlay history with cumulative financial impact; a comparison of ECL coverage ratios to peer institutions and regulatory guidance where available; and a forward-looking assessment of model fitness given changes in portfolio composition, underwriting standards, or macroeconomic regime. The annual review serves as the primary basis for the model re-validation determination and is documented in the annual model monitoring report retained by model risk management.</w:t>
+      </w:r>
+    </w:p>
+    <w:p>
       <w:r>
         <w:br w:type="page"/>
       </w:r>
@@ -4835,6 +5019,62 @@
       </w:r>
     </w:p>
     <w:p>
+      <w:pPr>
+        <w:pStyle w:val="Heading2"/>
+      </w:pPr>
+      <w:r>
+        <w:t>12.3 Model Unavailability and Fallback Estimation Procedure</w:t>
+      </w:r>
+    </w:p>
+    <w:p>
+      <w:pPr>
+        <w:pStyle w:val="BodyText"/>
+      </w:pPr>
+      <w:r>
+        <w:t xml:space="preserve">The client is responsible for maintaining a documented contingency plan that defines what happens if the Northstar CECL Suite is unavailable for a reporting period. This section provides a framework for that plan; the client must adopt, adapt, and formally approve it under their model governance policy.</w:t>
+      </w:r>
+    </w:p>
+    <w:p>
+      <w:pPr>
+        <w:pStyle w:val="BodyText"/>
+      </w:pPr>
+      <w:r>
+        <w:t xml:space="preserve">Unavailability Scenarios and Response Tiers: The appropriate fallback depends on the nature and expected duration of the outage. Three tiers are defined:</w:t>
+      </w:r>
+    </w:p>
+    <w:p>
+      <w:pPr>
+        <w:pStyle w:val="BodyText"/>
+      </w:pPr>
+      <w:r>
+        <w:t xml:space="preserve">Tier 1 — Short Delay (Up to 5 Business Days): The DR procedure in Section 12.2 is activated. The close deadline is extended where possible in coordination with Finance and external auditors. No fallback estimation is required if restored services can produce a certified run within the extended window. Northstar provides Sev 1 support with hourly status updates. This tier covers platform outages, infrastructure failures, and recoverable data corruption.</w:t>
+      </w:r>
+    </w:p>
+    <w:p>
+      <w:pPr>
+        <w:pStyle w:val="BodyText"/>
+      </w:pPr>
+      <w:r>
+        <w:t xml:space="preserve">Tier 2 — Extended Delay (6 to 20 Business Days): If the platform cannot be restored within the extended close window, the client executes a prior-period rollforward as the preliminary fallback. This involves: (i) taking the most recently certified ECL output from the audit vault; (ii) applying a rollforward adjustment calculated by the Finance team to account for new originations, payoffs, charge-offs, and any significant known portfolio events since the prior as_of_date; and (iii) disclosing the use of the rollforward methodology in the relevant financial reporting footnotes. The rollforward must be reviewed and approved by the model owner and CFO (or designee) before use in financial reporting. A supplemental run is produced as soon as the platform is restored and any material differences between the supplemental run and the rollforward estimate are investigated, documented, and disclosed as appropriate.</w:t>
+      </w:r>
+    </w:p>
+    <w:p>
+      <w:pPr>
+        <w:pStyle w:val="BodyText"/>
+      </w:pPr>
+      <w:r>
+        <w:t xml:space="preserve">Tier 3 — Prolonged or Permanent Unavailability (More Than 20 Business Days or Platform Discontinuation): The client activates a full alternative estimation approach. Approved alternatives that can be operationalized within this timeframe include: (a) a simplified loss-rate method using trailing historical charge-off rates applied to current portfolio balances by product, providing a CECL-consistent estimate with limited granularity; or (b) engagement of a third-party model or advisory firm to produce an independent ECL estimate using the client’s data. Either alternative requires model owner approval, disclosure of the methodology change, and notification to model risk management. The client should designate the preferred Tier 3 alternative in advance and confirm annually that the capability to execute it is maintained (e.g., that the historical data needed for the loss-rate method is accessible and that staff can perform the calculation without vendor assistance).</w:t>
+      </w:r>
+    </w:p>
+    <w:p>
+      <w:pPr>
+        <w:pStyle w:val="BodyText"/>
+      </w:pPr>
+      <w:r>
+        <w:t xml:space="preserve">Contingency Plan Documentation Requirements: The client’s model governance policy should include a formally documented contingency plan covering: (i) identification of the designated fallback tier and approved fallback methodology; (ii) names and contact information for the individuals responsible for executing each step; (iii) the approval chain required to activate each tier; (iv) communication protocols for informing the Board, external auditors, and regulators if a fallback is used; and (v) a post-recovery review process to assess the accuracy of the fallback estimate and document lessons learned. This plan should be reviewed and updated annually, tested as part of the annual DR exercise, and provided to the independent model validator as part of the model governance documentation package.</w:t>
+      </w:r>
+    </w:p>
+    <w:p>
       <w:r>
         <w:br w:type="page"/>
       </w:r>
@@ -5587,6 +5827,219 @@
         </w:tc>
       </w:tr>
     </w:tbl>
+    <w:p>
+      <w:r>
+        <w:br w:type="page"/>
+      </w:r>
+    </w:p>
+    <w:p>
+      <w:pPr>
+        <w:pStyle w:val="Heading1"/>
+      </w:pPr>
+      <w:r>
+        <w:t>Appendix D: UAT Evidence Package Requirements</w:t>
+      </w:r>
+    </w:p>
+    <w:p>
+      <w:pPr>
+        <w:pStyle w:val="BodyText"/>
+      </w:pPr>
+      <w:r>
+        <w:t xml:space="preserve">User Acceptance Testing (UAT) is a mandatory gate before any initial go-live or major version release is promoted to PROD. The UAT evidence package produced during testing is provided to the client for retention in the model implementation file and for use by the independent model validator. The following describes the minimum required contents of the UAT evidence package.</w:t>
+      </w:r>
+    </w:p>
+    <w:p>
+      <w:pPr>
+        <w:pStyle w:val="Heading2"/>
+      </w:pPr>
+      <w:r>
+        <w:t>D.1 UAT Scope and Minimum Test Periods</w:t>
+      </w:r>
+    </w:p>
+    <w:p>
+      <w:pPr>
+        <w:pStyle w:val="BodyText"/>
+      </w:pPr>
+      <w:r>
+        <w:t xml:space="preserve">UAT is conducted in the Northstar UAT environment using the client’s own data. A minimum of three consecutive month-end periods are required. For each period, the full end-to-end pipeline is executed: data delivery, QC, canonical transformation, model compute (JOB-400), post-run QC (JOB-500), and export generation (JOB-600). JOB-700 archiving is executed in UAT to verify that evidence bundle generation functions correctly; UAT artifacts are stored in a separate UAT vault and are not commingled with production artifacts.</w:t>
+      </w:r>
+    </w:p>
+    <w:p>
+      <w:pPr>
+        <w:pStyle w:val="Heading2"/>
+      </w:pPr>
+      <w:r>
+        <w:t>D.2 UAT Evidence Package Contents</w:t>
+      </w:r>
+    </w:p>
+    <w:p>
+      <w:pPr>
+        <w:pStyle w:val="BodyText"/>
+      </w:pPr>
+      <w:r>
+        <w:t xml:space="preserve">UAT Test Plan: A written test plan prepared by Northstar and reviewed by the client model owner prior to the start of UAT. The test plan defines: scope (portfolios, products, segments), test periods, test scenarios (including at least one scenario-weight change test and one data-quality exception test), acceptance criteria for each test case, and roles and responsibilities.</w:t>
+      </w:r>
+    </w:p>
+    <w:p>
+      <w:pPr>
+        <w:pStyle w:val="BodyText"/>
+      </w:pPr>
+      <w:r>
+        <w:t xml:space="preserve">QC Reports for Each Period: The full QC report (all Critical, High, Medium, Low findings) for each UAT period, confirming that the QC engine functions correctly and that findings are categorized and reported as documented in the ETL Specification. For each Critical or High finding encountered during UAT, the resolution or documented exception must be included.</w:t>
+      </w:r>
+    </w:p>
+    <w:p>
+      <w:pPr>
+        <w:pStyle w:val="BodyText"/>
+      </w:pPr>
+      <w:r>
+        <w:t xml:space="preserve">Reconciliation Evidence: Completed reconciliation workbooks for each UAT period, demonstrating that balance, charge-off, and recovery totals tie to the client’s source system control totals within the established tolerances. Signed by the Data Steward for each period.</w:t>
+      </w:r>
+    </w:p>
+    <w:p>
+      <w:pPr>
+        <w:pStyle w:val="BodyText"/>
+      </w:pPr>
+      <w:r>
+        <w:t xml:space="preserve">Output Comparison Report: A segment- and portfolio-level comparison of UAT outputs to a reference (prior version or hand-calculated benchmark for a simplified test portfolio). All differences explained by the scope of the release are documented; unexplained differences are treated as defects. The comparison report must demonstrate that the DRIVER_ATTRIBUTION output correctly attributes period-over-period changes across the balance, PD, LGD, EAD, and scenario components.</w:t>
+      </w:r>
+    </w:p>
+    <w:p>
+      <w:pPr>
+        <w:pStyle w:val="BodyText"/>
+      </w:pPr>
+      <w:r>
+        <w:t xml:space="preserve">UAT Findings Log: A log of all issues identified during UAT, their severity classification, assigned owner, resolution, and date closed. All Critical and High findings must be resolved before UAT sign-off. Medium and Low findings may be carried forward with documented rationale and a remediation timeline.</w:t>
+      </w:r>
+    </w:p>
+    <w:p>
+      <w:pPr>
+        <w:pStyle w:val="BodyText"/>
+      </w:pPr>
+      <w:r>
+        <w:t xml:space="preserve">UAT Acceptance Records: For each of the three required test periods, a signed UAT Acceptance Record from the client model owner (or designated delegate) confirming that the outputs for that period have been reviewed and found acceptable. The final UAT Acceptance Record also serves as the gate criterion for production promotion approval.</w:t>
+      </w:r>
+    </w:p>
+    <w:p>
+      <w:pPr>
+        <w:pStyle w:val="BodyText"/>
+      </w:pPr>
+      <w:r>
+        <w:t xml:space="preserve">Parallel Run Summary (if applicable): Where a parallel run is conducted alongside UAT (see ETL Specification Section 11.2), a parallel run comparison summary is included. This document presents ECL totals from both the legacy approach and the Northstar CECL Suite side-by-side for each parallel period, with explanations of all differences greater than 5% at the portfolio level. The parallel run summary is reviewed by model risk management prior to production go-live approval.</w:t>
+      </w:r>
+    </w:p>
+    <w:p>
+      <w:pPr>
+        <w:pStyle w:val="Heading1"/>
+      </w:pPr>
+      <w:r>
+        <w:t>Appendix E: Standard Configuration Settings Reference</w:t>
+      </w:r>
+    </w:p>
+    <w:p>
+      <w:pPr>
+        <w:pStyle w:val="BodyText"/>
+      </w:pPr>
+      <w:r>
+        <w:t xml:space="preserve">This appendix documents the standard (default) configuration settings for the CECL Suite v4.2 as delivered to Sample Regional Bank, the conditions under which each setting may be changed, and the required approval and testing steps for any change. All deviations from standard settings must be documented in the Configuration Change Log maintained by the model owner.</w:t>
+      </w:r>
+    </w:p>
+    <w:p>
+      <w:pPr>
+        <w:pStyle w:val="Heading2"/>
+      </w:pPr>
+      <w:r>
+        <w:t>E.1 Forecast and Reversion Parameters</w:t>
+      </w:r>
+    </w:p>
+    <w:p>
+      <w:pPr>
+        <w:pStyle w:val="BodyText"/>
+      </w:pPr>
+      <w:r>
+        <w:t xml:space="preserve">Forecast horizon: Standard setting is 12 months for unsecured products (credit cards) and 18 months for secured and small-business products. May be extended to 24 months if management determines a longer reasonable-and-supportable period is warranted by available economic information. Changes require Finance Reviewer and model owner approval; re-run in UAT environment with sensitivity analysis comparing ECL impact of the horizon change before promotion to PROD.</w:t>
+      </w:r>
+    </w:p>
+    <w:p>
+      <w:pPr>
+        <w:pStyle w:val="BodyText"/>
+      </w:pPr>
+      <w:r>
+        <w:t xml:space="preserve">Reversion method: Standard setting is linear reversion to long-run mean beginning at the end of the forecast horizon. Step reversion (immediate reversion at horizon end) is available as an alternative configuration. Change requires model owner approval and documentation of rationale; ECL sensitivity to the reversion method change must be quantified and included in the change documentation.</w:t>
+      </w:r>
+    </w:p>
+    <w:p>
+      <w:pPr>
+        <w:pStyle w:val="BodyText"/>
+      </w:pPr>
+      <w:r>
+        <w:t xml:space="preserve">Long-run macro anchors: Standard setting uses Northstar-provided long-run averages calibrated over the full consortium history. Client may substitute policy-based or internally approved long-run anchors. Substitution requires model owner and model risk management approval; anchors must be documented with supporting rationale and retained in the configuration snapshot for each run that uses them.</w:t>
+      </w:r>
+    </w:p>
+    <w:p>
+      <w:pPr>
+        <w:pStyle w:val="Heading2"/>
+      </w:pPr>
+      <w:r>
+        <w:t>E.2 Scenario Configuration</w:t>
+      </w:r>
+    </w:p>
+    <w:p>
+      <w:pPr>
+        <w:pStyle w:val="BodyText"/>
+      </w:pPr>
+      <w:r>
+        <w:t xml:space="preserve">Scenario set: No prescribed default; scenario selection and update frequency are entirely client-governed. Standard practice is to use a named forecast set approved by the ACL/ALLL Committee at each quarter-end, with interim months using the most recently approved set unless updated. The scenario_set identifier is stored in the run metadata for every run.</w:t>
+      </w:r>
+    </w:p>
+    <w:p>
+      <w:pPr>
+        <w:pStyle w:val="BodyText"/>
+      </w:pPr>
+      <w:r>
+        <w:t xml:space="preserve">Scenario weights: No prescribed default; the standard practice illustrated in sample run logs (e.g., Baseline 60%, Adverse 30%, Severe 10%) is illustrative only and not a Northstar recommendation. Weights must sum to 1.0 and are validated by the QC engine at run time. Weight changes between periods are flagged in the DRIVER_ATTRIBUTION output. Weight changes require Finance Reviewer approval and documentation of the rationale in the quarterly ACL Committee report.</w:t>
+      </w:r>
+    </w:p>
+    <w:p>
+      <w:pPr>
+        <w:pStyle w:val="Heading2"/>
+      </w:pPr>
+      <w:r>
+        <w:t>E.3 Segmentation and Behavioral Maturity</w:t>
+      </w:r>
+    </w:p>
+    <w:p>
+      <w:pPr>
+        <w:pStyle w:val="BodyText"/>
+      </w:pPr>
+      <w:r>
+        <w:t xml:space="preserve">Segmentation: Standard segmentation is defined in the SEGMENT_DEFINITION configuration artifact delivered with the initial implementation and documented in the client mapping workbook. Segmentation changes (adding, splitting, or merging segments) are always treated as material changes regardless of estimated ECL impact. They require the full release workflow (Section 4.2), an updated data applicability assessment, and independent model validation review before production use.</w:t>
+      </w:r>
+    </w:p>
+    <w:p>
+      <w:pPr>
+        <w:pStyle w:val="BodyText"/>
+      </w:pPr>
+      <w:r>
+        <w:t xml:space="preserve">Behavioral maturity cap (revolving products): Standard setting is disabled (projection runs to contractual maturity). Behavioral maturity may be enabled for revolving products where historical account survival data supports a shorter effective term. Enabling requires model owner approval and supporting analysis of account survival curves; the analysis is retained in the configuration documentation.</w:t>
+      </w:r>
+    </w:p>
+    <w:p>
+      <w:pPr>
+        <w:pStyle w:val="Heading2"/>
+      </w:pPr>
+      <w:r>
+        <w:t>E.4 QC Thresholds and Gate Settings</w:t>
+      </w:r>
+    </w:p>
+    <w:p>
+      <w:pPr>
+        <w:pStyle w:val="BodyText"/>
+      </w:pPr>
+      <w:r>
+        <w:t xml:space="preserve">QC thresholds: Standard thresholds are defined in the QC_RULES configuration artifact and align to the Rule Catalog in the ETL Specification (Document NA-CECL-DMES-4.2, Section 8.2). Threshold changes (e.g., loosening a Critical rule to High) require model owner and model risk management approval, are treated as non-material configuration changes, and must be tested in UAT before promotion. The rationale for any threshold change must be documented and retained. Tightening thresholds does not require additional approval but should be communicated to the Data Steward and Finance team to avoid unnecessary run delays. Gate settings (which findings block the run vs. require documented exception) follow the severity classifications in Section 8 of the ETL Specification and are not independently configurable without a configuration change ticket.</w:t>
+      </w:r>
+    </w:p>
     <w:sectPr>
       <w:headerReference w:type="default" r:id="rId9"/>
       <w:footerReference w:type="default" r:id="rId10"/>
